--- a/resume/Kishore-Prakash-Resume.docx
+++ b/resume/Kishore-Prakash-Resume.docx
@@ -147,7 +147,7 @@
     </w:p>
     <w:p>
       <w:pPr>
-        <w:spacing w:after="20"/>
+        <w:spacing w:before="0" w:after="20"/>
       </w:pPr>
       <w:r>
         <w:rPr>
@@ -161,7 +161,7 @@
     </w:p>
     <w:p>
       <w:pPr>
-        <w:spacing w:after="20"/>
+        <w:spacing w:before="0" w:after="20"/>
       </w:pPr>
       <w:r>
         <w:rPr>
@@ -175,7 +175,7 @@
     </w:p>
     <w:p>
       <w:pPr>
-        <w:spacing w:after="20"/>
+        <w:spacing w:before="0" w:after="20"/>
       </w:pPr>
       <w:r>
         <w:rPr>
@@ -189,7 +189,7 @@
     </w:p>
     <w:p>
       <w:pPr>
-        <w:spacing w:after="20"/>
+        <w:spacing w:before="0" w:after="20"/>
       </w:pPr>
       <w:r>
         <w:rPr>
@@ -203,7 +203,7 @@
     </w:p>
     <w:p>
       <w:pPr>
-        <w:spacing w:after="20"/>
+        <w:spacing w:before="0" w:after="20"/>
       </w:pPr>
       <w:r>
         <w:rPr>
@@ -217,7 +217,7 @@
     </w:p>
     <w:p>
       <w:pPr>
-        <w:spacing w:after="20"/>
+        <w:spacing w:before="0" w:after="20"/>
       </w:pPr>
       <w:r>
         <w:rPr>
@@ -868,7 +868,7 @@
     </w:p>
     <w:p>
       <w:pPr>
-        <w:spacing w:after="20"/>
+        <w:spacing w:before="0" w:after="20"/>
       </w:pPr>
       <w:r>
         <w:rPr>
@@ -882,7 +882,7 @@
     </w:p>
     <w:p>
       <w:pPr>
-        <w:spacing w:after="20"/>
+        <w:spacing w:before="0" w:after="20"/>
       </w:pPr>
       <w:r>
         <w:rPr>
@@ -891,10 +891,13 @@
         <w:t xml:space="preserve">Awards: </w:t>
       </w:r>
       <w:r>
-        <w:t>Going Beyond, CocoaPods to SPM migration (JLL, Jul 2026); Star Award, Intentional Impact (JLL, Jun 2025); Ovations Certificate of Appreciation (JLL, Q4 2024); Ovations JLLT Superstar (JLL, Q1 2024); Spot On Award (x2) (Mindtree); Employee of the Month (Cosmonet Solutions); IBM Hackathon (IBM); Hitachi Programmers Marathon (Hitachi); WeChat Internship Programme (WeChat).</w:t>
+        <w:t>Going Beyond, CocoaPods to SPM migration (JLL, Jul 2026); Star Award, Intentional Impact (JLL, Jun 2025); Ovations Certificate of Appreciation (JLL, Q4 2024); Ovations JLLT Superstar (JLL, Q1 2024); Spot On, Partnership (Mindtree, Feb 2019); Recognition, Accountability (Mindtree, Jan 2019); Master Mind, Expert Thinking (Mindtree, Dec 2018); A-Team, exemplary team spirit (Mindtree, Jan 2018); Unstoppable, execution excellence (Mindtree, Jul 2017); Employee of the Month (Cosmonet Solutions); IBM Hackathon (IBM); Hitachi Programmers Marathon (Hitachi); WeChat Internship Programme (WeChat).</w:t>
       </w:r>
     </w:p>
     <w:p>
+      <w:pPr>
+        <w:spacing w:before="0" w:after="0"/>
+      </w:pPr>
       <w:r>
         <w:rPr>
           <w:b/>
@@ -902,7 +905,7 @@
         <w:t xml:space="preserve">Languages: </w:t>
       </w:r>
       <w:r>
-        <w:t>Kannada — native or bilingual; Telugu — native or bilingual; English — professional working; Hindi — limited working.</w:t>
+        <w:t>Kannada — native or bilingual; Telugu — native or bilingual; English — professional working; Hindi — limited working</w:t>
       </w:r>
     </w:p>
     <w:sectPr>

--- a/resume/Kishore-Prakash-Resume.docx
+++ b/resume/Kishore-Prakash-Resume.docx
@@ -891,7 +891,7 @@
         <w:t xml:space="preserve">Awards: </w:t>
       </w:r>
       <w:r>
-        <w:t>Going Beyond, CocoaPods to SPM migration (JLL, Jul 2026); Star Award, Intentional Impact (JLL, Jun 2025); Ovations Certificate of Appreciation (JLL, Q4 2024); Ovations JLLT Superstar (JLL, Q1 2024); Spot On, Partnership (Mindtree, Feb 2019); Recognition, Accountability (Mindtree, Jan 2019); Master Mind, Expert Thinking (Mindtree, Dec 2018); A-Team, exemplary team spirit (Mindtree, Jan 2018); Unstoppable, execution excellence (Mindtree, Jul 2017); Employee of the Month (Cosmonet Solutions); IBM Hackathon (IBM); Hitachi Programmers Marathon (Hitachi); WeChat Internship Programme (WeChat).</w:t>
+        <w:t>Going Beyond, CocoaPods to SPM migration (JLL, Jul 2026); Star Award, Intentional Impact (JLL, Jun 2025); Ovations Certificate of Appreciation (JLL, Q4 2024); Ovations JLLT Superstar (JLL, Q1 2024); Spot On, Partnership (Mindtree, Feb 2019); Spot On, Accountability (Mindtree, Jan 2019); Master Mind, Expert Thinking (Mindtree, Dec 2018); A-Team, exemplary team spirit (Mindtree, Jan 2018); Unstoppable, execution excellence (Mindtree, Jul 2017); Employee of the Month (Cosmonet Solutions); IBM Hackathon (IBM); Hitachi Programmers Marathon (Hitachi); WeChat Internship Programme (WeChat).</w:t>
       </w:r>
     </w:p>
     <w:p>
